--- a/SWP/MM-4034-033-OR-03-SWP-215-Laboratory-Environmental-and-Cyanide-Analysis-RevA.docx
+++ b/SWP/MM-4034-033-OR-03-SWP-215-Laboratory-Environmental-and-Cyanide-Analysis-RevA.docx
@@ -4500,9 +4500,9 @@
         <w:tblLook w:val="04A0" w:firstRow="1" w:lastRow="0" w:firstColumn="1" w:lastColumn="0" w:noHBand="0" w:noVBand="1"/>
       </w:tblPr>
       <w:tblGrid>
-        <w:gridCol w:w="2200"/>
-        <w:gridCol w:w="2200"/>
-        <w:gridCol w:w="4094"/>
+        <w:gridCol w:w="2450"/>
+        <w:gridCol w:w="2300"/>
+        <w:gridCol w:w="3744"/>
         <w:gridCol w:w="1700"/>
       </w:tblGrid>
       <w:tr>
@@ -4512,7 +4512,7 @@
         </w:trPr>
         <w:tc>
           <w:tcPr>
-            <w:tcW w:w="2200" w:type="dxa"/>
+            <w:tcW w:w="2450" w:type="dxa"/>
             <w:shd w:val="clear" w:color="auto" w:fill="BFBFBF" w:themeFill="background1" w:themeFillShade="BF"/>
             <w:vAlign w:val="center"/>
           </w:tcPr>
@@ -4537,7 +4537,7 @@
         </w:tc>
         <w:tc>
           <w:tcPr>
-            <w:tcW w:w="2200" w:type="dxa"/>
+            <w:tcW w:w="2300" w:type="dxa"/>
             <w:shd w:val="clear" w:color="auto" w:fill="BFBFBF" w:themeFill="background1" w:themeFillShade="BF"/>
             <w:vAlign w:val="center"/>
           </w:tcPr>
@@ -4562,7 +4562,7 @@
         </w:tc>
         <w:tc>
           <w:tcPr>
-            <w:tcW w:w="4094" w:type="dxa"/>
+            <w:tcW w:w="3744" w:type="dxa"/>
             <w:shd w:val="clear" w:color="auto" w:fill="BFBFBF" w:themeFill="background1" w:themeFillShade="BF"/>
             <w:vAlign w:val="center"/>
           </w:tcPr>
@@ -4618,7 +4618,7 @@
         </w:trPr>
         <w:tc>
           <w:tcPr>
-            <w:tcW w:w="2200" w:type="dxa"/>
+            <w:tcW w:w="2450" w:type="dxa"/>
             <w:vAlign w:val="center"/>
           </w:tcPr>
           <w:p>
@@ -4638,7 +4638,7 @@
         </w:tc>
         <w:tc>
           <w:tcPr>
-            <w:tcW w:w="2200" w:type="dxa"/>
+            <w:tcW w:w="2300" w:type="dxa"/>
             <w:vAlign w:val="center"/>
           </w:tcPr>
           <w:p>
@@ -4658,7 +4658,7 @@
         </w:tc>
         <w:tc>
           <w:tcPr>
-            <w:tcW w:w="4094" w:type="dxa"/>
+            <w:tcW w:w="3744" w:type="dxa"/>
             <w:vAlign w:val="center"/>
           </w:tcPr>
           <w:p>
@@ -4704,7 +4704,7 @@
         </w:trPr>
         <w:tc>
           <w:tcPr>
-            <w:tcW w:w="2200" w:type="dxa"/>
+            <w:tcW w:w="2450" w:type="dxa"/>
             <w:vAlign w:val="center"/>
           </w:tcPr>
           <w:p>
@@ -4724,7 +4724,7 @@
         </w:tc>
         <w:tc>
           <w:tcPr>
-            <w:tcW w:w="2200" w:type="dxa"/>
+            <w:tcW w:w="2300" w:type="dxa"/>
             <w:vAlign w:val="center"/>
           </w:tcPr>
           <w:p>
@@ -4744,7 +4744,7 @@
         </w:tc>
         <w:tc>
           <w:tcPr>
-            <w:tcW w:w="4094" w:type="dxa"/>
+            <w:tcW w:w="3744" w:type="dxa"/>
             <w:vAlign w:val="center"/>
           </w:tcPr>
           <w:p>
@@ -4790,7 +4790,7 @@
         </w:trPr>
         <w:tc>
           <w:tcPr>
-            <w:tcW w:w="2200" w:type="dxa"/>
+            <w:tcW w:w="2450" w:type="dxa"/>
             <w:vAlign w:val="center"/>
           </w:tcPr>
           <w:p>
@@ -4810,7 +4810,7 @@
         </w:tc>
         <w:tc>
           <w:tcPr>
-            <w:tcW w:w="2200" w:type="dxa"/>
+            <w:tcW w:w="2300" w:type="dxa"/>
             <w:vAlign w:val="center"/>
           </w:tcPr>
           <w:p>
@@ -4830,7 +4830,7 @@
         </w:tc>
         <w:tc>
           <w:tcPr>
-            <w:tcW w:w="4094" w:type="dxa"/>
+            <w:tcW w:w="3744" w:type="dxa"/>
             <w:vAlign w:val="center"/>
           </w:tcPr>
           <w:p>
@@ -4876,7 +4876,7 @@
         </w:trPr>
         <w:tc>
           <w:tcPr>
-            <w:tcW w:w="2200" w:type="dxa"/>
+            <w:tcW w:w="2450" w:type="dxa"/>
             <w:vAlign w:val="center"/>
           </w:tcPr>
           <w:p>
@@ -4896,7 +4896,7 @@
         </w:tc>
         <w:tc>
           <w:tcPr>
-            <w:tcW w:w="2200" w:type="dxa"/>
+            <w:tcW w:w="2300" w:type="dxa"/>
             <w:vAlign w:val="center"/>
           </w:tcPr>
           <w:p>
@@ -4916,7 +4916,7 @@
         </w:tc>
         <w:tc>
           <w:tcPr>
-            <w:tcW w:w="4094" w:type="dxa"/>
+            <w:tcW w:w="3744" w:type="dxa"/>
             <w:vAlign w:val="center"/>
           </w:tcPr>
           <w:p>
@@ -4962,7 +4962,7 @@
         </w:trPr>
         <w:tc>
           <w:tcPr>
-            <w:tcW w:w="2200" w:type="dxa"/>
+            <w:tcW w:w="2450" w:type="dxa"/>
             <w:vAlign w:val="center"/>
           </w:tcPr>
           <w:p>
@@ -4982,7 +4982,7 @@
         </w:tc>
         <w:tc>
           <w:tcPr>
-            <w:tcW w:w="2200" w:type="dxa"/>
+            <w:tcW w:w="2300" w:type="dxa"/>
             <w:vAlign w:val="center"/>
           </w:tcPr>
           <w:p>
@@ -5002,7 +5002,7 @@
         </w:tc>
         <w:tc>
           <w:tcPr>
-            <w:tcW w:w="4094" w:type="dxa"/>
+            <w:tcW w:w="3744" w:type="dxa"/>
             <w:vAlign w:val="center"/>
           </w:tcPr>
           <w:p>
@@ -5048,7 +5048,7 @@
         </w:trPr>
         <w:tc>
           <w:tcPr>
-            <w:tcW w:w="2200" w:type="dxa"/>
+            <w:tcW w:w="2450" w:type="dxa"/>
             <w:vAlign w:val="center"/>
           </w:tcPr>
           <w:p>
@@ -5068,7 +5068,7 @@
         </w:tc>
         <w:tc>
           <w:tcPr>
-            <w:tcW w:w="2200" w:type="dxa"/>
+            <w:tcW w:w="2300" w:type="dxa"/>
             <w:vAlign w:val="center"/>
           </w:tcPr>
           <w:p>
@@ -5088,7 +5088,7 @@
         </w:tc>
         <w:tc>
           <w:tcPr>
-            <w:tcW w:w="4094" w:type="dxa"/>
+            <w:tcW w:w="3744" w:type="dxa"/>
             <w:vAlign w:val="center"/>
           </w:tcPr>
           <w:p>
@@ -5134,7 +5134,7 @@
         </w:trPr>
         <w:tc>
           <w:tcPr>
-            <w:tcW w:w="2200" w:type="dxa"/>
+            <w:tcW w:w="2450" w:type="dxa"/>
             <w:vAlign w:val="center"/>
           </w:tcPr>
           <w:p>
@@ -5154,7 +5154,7 @@
         </w:tc>
         <w:tc>
           <w:tcPr>
-            <w:tcW w:w="2200" w:type="dxa"/>
+            <w:tcW w:w="2300" w:type="dxa"/>
             <w:vAlign w:val="center"/>
           </w:tcPr>
           <w:p>
@@ -5174,7 +5174,7 @@
         </w:tc>
         <w:tc>
           <w:tcPr>
-            <w:tcW w:w="4094" w:type="dxa"/>
+            <w:tcW w:w="3744" w:type="dxa"/>
             <w:vAlign w:val="center"/>
           </w:tcPr>
           <w:p>
@@ -5220,7 +5220,7 @@
         </w:trPr>
         <w:tc>
           <w:tcPr>
-            <w:tcW w:w="2200" w:type="dxa"/>
+            <w:tcW w:w="2450" w:type="dxa"/>
             <w:vAlign w:val="center"/>
           </w:tcPr>
           <w:p>
@@ -5240,7 +5240,7 @@
         </w:tc>
         <w:tc>
           <w:tcPr>
-            <w:tcW w:w="2200" w:type="dxa"/>
+            <w:tcW w:w="2300" w:type="dxa"/>
             <w:vAlign w:val="center"/>
           </w:tcPr>
           <w:p>
@@ -5260,7 +5260,7 @@
         </w:tc>
         <w:tc>
           <w:tcPr>
-            <w:tcW w:w="4094" w:type="dxa"/>
+            <w:tcW w:w="3744" w:type="dxa"/>
             <w:vAlign w:val="center"/>
           </w:tcPr>
           <w:p>
@@ -5306,7 +5306,7 @@
         </w:trPr>
         <w:tc>
           <w:tcPr>
-            <w:tcW w:w="2200" w:type="dxa"/>
+            <w:tcW w:w="2450" w:type="dxa"/>
             <w:vAlign w:val="center"/>
           </w:tcPr>
           <w:p>
@@ -5326,7 +5326,7 @@
         </w:tc>
         <w:tc>
           <w:tcPr>
-            <w:tcW w:w="2200" w:type="dxa"/>
+            <w:tcW w:w="2300" w:type="dxa"/>
             <w:vAlign w:val="center"/>
           </w:tcPr>
           <w:p>
@@ -5346,7 +5346,7 @@
         </w:tc>
         <w:tc>
           <w:tcPr>
-            <w:tcW w:w="4094" w:type="dxa"/>
+            <w:tcW w:w="3744" w:type="dxa"/>
             <w:vAlign w:val="center"/>
           </w:tcPr>
           <w:p>
@@ -5392,7 +5392,7 @@
         </w:trPr>
         <w:tc>
           <w:tcPr>
-            <w:tcW w:w="2200" w:type="dxa"/>
+            <w:tcW w:w="2450" w:type="dxa"/>
             <w:vAlign w:val="center"/>
           </w:tcPr>
           <w:p>
@@ -5412,7 +5412,7 @@
         </w:tc>
         <w:tc>
           <w:tcPr>
-            <w:tcW w:w="2200" w:type="dxa"/>
+            <w:tcW w:w="2300" w:type="dxa"/>
             <w:vAlign w:val="center"/>
           </w:tcPr>
           <w:p>
@@ -5432,7 +5432,7 @@
         </w:tc>
         <w:tc>
           <w:tcPr>
-            <w:tcW w:w="4094" w:type="dxa"/>
+            <w:tcW w:w="3744" w:type="dxa"/>
             <w:vAlign w:val="center"/>
           </w:tcPr>
           <w:p>
@@ -5478,7 +5478,7 @@
         </w:trPr>
         <w:tc>
           <w:tcPr>
-            <w:tcW w:w="2200" w:type="dxa"/>
+            <w:tcW w:w="2450" w:type="dxa"/>
             <w:vAlign w:val="center"/>
           </w:tcPr>
           <w:p>
@@ -5498,7 +5498,7 @@
         </w:tc>
         <w:tc>
           <w:tcPr>
-            <w:tcW w:w="2200" w:type="dxa"/>
+            <w:tcW w:w="2300" w:type="dxa"/>
             <w:vAlign w:val="center"/>
           </w:tcPr>
           <w:p>
@@ -5518,7 +5518,7 @@
         </w:tc>
         <w:tc>
           <w:tcPr>
-            <w:tcW w:w="4094" w:type="dxa"/>
+            <w:tcW w:w="3744" w:type="dxa"/>
             <w:vAlign w:val="center"/>
           </w:tcPr>
           <w:p>
@@ -5564,7 +5564,7 @@
         </w:trPr>
         <w:tc>
           <w:tcPr>
-            <w:tcW w:w="2200" w:type="dxa"/>
+            <w:tcW w:w="2450" w:type="dxa"/>
             <w:vAlign w:val="center"/>
           </w:tcPr>
           <w:p>
@@ -5584,7 +5584,7 @@
         </w:tc>
         <w:tc>
           <w:tcPr>
-            <w:tcW w:w="2200" w:type="dxa"/>
+            <w:tcW w:w="2300" w:type="dxa"/>
             <w:vAlign w:val="center"/>
           </w:tcPr>
           <w:p>
@@ -5604,7 +5604,7 @@
         </w:tc>
         <w:tc>
           <w:tcPr>
-            <w:tcW w:w="4094" w:type="dxa"/>
+            <w:tcW w:w="3744" w:type="dxa"/>
             <w:vAlign w:val="center"/>
           </w:tcPr>
           <w:p>
@@ -5650,7 +5650,7 @@
         </w:trPr>
         <w:tc>
           <w:tcPr>
-            <w:tcW w:w="2200" w:type="dxa"/>
+            <w:tcW w:w="2450" w:type="dxa"/>
             <w:vAlign w:val="center"/>
           </w:tcPr>
           <w:p>
@@ -5670,7 +5670,7 @@
         </w:tc>
         <w:tc>
           <w:tcPr>
-            <w:tcW w:w="2200" w:type="dxa"/>
+            <w:tcW w:w="2300" w:type="dxa"/>
             <w:vAlign w:val="center"/>
           </w:tcPr>
           <w:p>
@@ -5690,7 +5690,7 @@
         </w:tc>
         <w:tc>
           <w:tcPr>
-            <w:tcW w:w="4094" w:type="dxa"/>
+            <w:tcW w:w="3744" w:type="dxa"/>
             <w:vAlign w:val="center"/>
           </w:tcPr>
           <w:p>
@@ -5736,7 +5736,7 @@
         </w:trPr>
         <w:tc>
           <w:tcPr>
-            <w:tcW w:w="2200" w:type="dxa"/>
+            <w:tcW w:w="2450" w:type="dxa"/>
             <w:vAlign w:val="center"/>
           </w:tcPr>
           <w:p>
@@ -5756,7 +5756,7 @@
         </w:tc>
         <w:tc>
           <w:tcPr>
-            <w:tcW w:w="2200" w:type="dxa"/>
+            <w:tcW w:w="2300" w:type="dxa"/>
             <w:vAlign w:val="center"/>
           </w:tcPr>
           <w:p>
@@ -5776,7 +5776,7 @@
         </w:tc>
         <w:tc>
           <w:tcPr>
-            <w:tcW w:w="4094" w:type="dxa"/>
+            <w:tcW w:w="3744" w:type="dxa"/>
             <w:vAlign w:val="center"/>
           </w:tcPr>
           <w:p>
@@ -5822,7 +5822,7 @@
         </w:trPr>
         <w:tc>
           <w:tcPr>
-            <w:tcW w:w="2200" w:type="dxa"/>
+            <w:tcW w:w="2450" w:type="dxa"/>
             <w:vAlign w:val="center"/>
           </w:tcPr>
           <w:p>
@@ -5842,7 +5842,7 @@
         </w:tc>
         <w:tc>
           <w:tcPr>
-            <w:tcW w:w="2200" w:type="dxa"/>
+            <w:tcW w:w="2300" w:type="dxa"/>
             <w:vAlign w:val="center"/>
           </w:tcPr>
           <w:p>
@@ -5862,7 +5862,7 @@
         </w:tc>
         <w:tc>
           <w:tcPr>
-            <w:tcW w:w="4094" w:type="dxa"/>
+            <w:tcW w:w="3744" w:type="dxa"/>
             <w:vAlign w:val="center"/>
           </w:tcPr>
           <w:p>
@@ -5908,7 +5908,7 @@
         </w:trPr>
         <w:tc>
           <w:tcPr>
-            <w:tcW w:w="2200" w:type="dxa"/>
+            <w:tcW w:w="2450" w:type="dxa"/>
             <w:vAlign w:val="center"/>
           </w:tcPr>
           <w:p>
@@ -5928,7 +5928,7 @@
         </w:tc>
         <w:tc>
           <w:tcPr>
-            <w:tcW w:w="2200" w:type="dxa"/>
+            <w:tcW w:w="2300" w:type="dxa"/>
             <w:vAlign w:val="center"/>
           </w:tcPr>
           <w:p>
@@ -5948,7 +5948,7 @@
         </w:tc>
         <w:tc>
           <w:tcPr>
-            <w:tcW w:w="4094" w:type="dxa"/>
+            <w:tcW w:w="3744" w:type="dxa"/>
             <w:vAlign w:val="center"/>
           </w:tcPr>
           <w:p>
@@ -5994,7 +5994,7 @@
         </w:trPr>
         <w:tc>
           <w:tcPr>
-            <w:tcW w:w="2200" w:type="dxa"/>
+            <w:tcW w:w="2450" w:type="dxa"/>
             <w:vAlign w:val="center"/>
           </w:tcPr>
           <w:p>
@@ -6014,7 +6014,7 @@
         </w:tc>
         <w:tc>
           <w:tcPr>
-            <w:tcW w:w="2200" w:type="dxa"/>
+            <w:tcW w:w="2300" w:type="dxa"/>
             <w:vAlign w:val="center"/>
           </w:tcPr>
           <w:p>
@@ -6034,7 +6034,7 @@
         </w:tc>
         <w:tc>
           <w:tcPr>
-            <w:tcW w:w="4094" w:type="dxa"/>
+            <w:tcW w:w="3744" w:type="dxa"/>
             <w:vAlign w:val="center"/>
           </w:tcPr>
           <w:p>
@@ -6080,7 +6080,7 @@
         </w:trPr>
         <w:tc>
           <w:tcPr>
-            <w:tcW w:w="2200" w:type="dxa"/>
+            <w:tcW w:w="2450" w:type="dxa"/>
             <w:vAlign w:val="center"/>
           </w:tcPr>
           <w:p>
@@ -6100,7 +6100,7 @@
         </w:tc>
         <w:tc>
           <w:tcPr>
-            <w:tcW w:w="2200" w:type="dxa"/>
+            <w:tcW w:w="2300" w:type="dxa"/>
             <w:vAlign w:val="center"/>
           </w:tcPr>
           <w:p>
@@ -6120,7 +6120,7 @@
         </w:tc>
         <w:tc>
           <w:tcPr>
-            <w:tcW w:w="4094" w:type="dxa"/>
+            <w:tcW w:w="3744" w:type="dxa"/>
             <w:vAlign w:val="center"/>
           </w:tcPr>
           <w:p>
@@ -6166,7 +6166,7 @@
         </w:trPr>
         <w:tc>
           <w:tcPr>
-            <w:tcW w:w="2200" w:type="dxa"/>
+            <w:tcW w:w="2450" w:type="dxa"/>
             <w:vAlign w:val="center"/>
           </w:tcPr>
           <w:p>
@@ -6186,7 +6186,7 @@
         </w:tc>
         <w:tc>
           <w:tcPr>
-            <w:tcW w:w="2200" w:type="dxa"/>
+            <w:tcW w:w="2300" w:type="dxa"/>
             <w:vAlign w:val="center"/>
           </w:tcPr>
           <w:p>
@@ -6206,7 +6206,7 @@
         </w:tc>
         <w:tc>
           <w:tcPr>
-            <w:tcW w:w="4094" w:type="dxa"/>
+            <w:tcW w:w="3744" w:type="dxa"/>
             <w:vAlign w:val="center"/>
           </w:tcPr>
           <w:p>
@@ -6252,7 +6252,7 @@
         </w:trPr>
         <w:tc>
           <w:tcPr>
-            <w:tcW w:w="2200" w:type="dxa"/>
+            <w:tcW w:w="2450" w:type="dxa"/>
             <w:vAlign w:val="center"/>
           </w:tcPr>
           <w:p>
@@ -6272,7 +6272,7 @@
         </w:tc>
         <w:tc>
           <w:tcPr>
-            <w:tcW w:w="2200" w:type="dxa"/>
+            <w:tcW w:w="2300" w:type="dxa"/>
             <w:vAlign w:val="center"/>
           </w:tcPr>
           <w:p>
@@ -6292,7 +6292,7 @@
         </w:tc>
         <w:tc>
           <w:tcPr>
-            <w:tcW w:w="4094" w:type="dxa"/>
+            <w:tcW w:w="3744" w:type="dxa"/>
             <w:vAlign w:val="center"/>
           </w:tcPr>
           <w:p>
@@ -6338,7 +6338,7 @@
         </w:trPr>
         <w:tc>
           <w:tcPr>
-            <w:tcW w:w="2200" w:type="dxa"/>
+            <w:tcW w:w="2450" w:type="dxa"/>
             <w:vAlign w:val="center"/>
           </w:tcPr>
           <w:p>
@@ -6358,7 +6358,7 @@
         </w:tc>
         <w:tc>
           <w:tcPr>
-            <w:tcW w:w="2200" w:type="dxa"/>
+            <w:tcW w:w="2300" w:type="dxa"/>
             <w:vAlign w:val="center"/>
           </w:tcPr>
           <w:p>
@@ -6378,7 +6378,7 @@
         </w:tc>
         <w:tc>
           <w:tcPr>
-            <w:tcW w:w="4094" w:type="dxa"/>
+            <w:tcW w:w="3744" w:type="dxa"/>
             <w:vAlign w:val="center"/>
           </w:tcPr>
           <w:p>
@@ -6424,7 +6424,7 @@
         </w:trPr>
         <w:tc>
           <w:tcPr>
-            <w:tcW w:w="2200" w:type="dxa"/>
+            <w:tcW w:w="2450" w:type="dxa"/>
             <w:vAlign w:val="center"/>
           </w:tcPr>
           <w:p>
@@ -6444,7 +6444,7 @@
         </w:tc>
         <w:tc>
           <w:tcPr>
-            <w:tcW w:w="2200" w:type="dxa"/>
+            <w:tcW w:w="2300" w:type="dxa"/>
             <w:vAlign w:val="center"/>
           </w:tcPr>
           <w:p>
@@ -6464,7 +6464,7 @@
         </w:tc>
         <w:tc>
           <w:tcPr>
-            <w:tcW w:w="4094" w:type="dxa"/>
+            <w:tcW w:w="3744" w:type="dxa"/>
             <w:vAlign w:val="center"/>
           </w:tcPr>
           <w:p>
@@ -6510,7 +6510,7 @@
         </w:trPr>
         <w:tc>
           <w:tcPr>
-            <w:tcW w:w="2200" w:type="dxa"/>
+            <w:tcW w:w="2450" w:type="dxa"/>
             <w:vAlign w:val="center"/>
           </w:tcPr>
           <w:p>
@@ -6530,7 +6530,7 @@
         </w:tc>
         <w:tc>
           <w:tcPr>
-            <w:tcW w:w="2200" w:type="dxa"/>
+            <w:tcW w:w="2300" w:type="dxa"/>
             <w:vAlign w:val="center"/>
           </w:tcPr>
           <w:p>
@@ -6550,7 +6550,7 @@
         </w:tc>
         <w:tc>
           <w:tcPr>
-            <w:tcW w:w="4094" w:type="dxa"/>
+            <w:tcW w:w="3744" w:type="dxa"/>
             <w:vAlign w:val="center"/>
           </w:tcPr>
           <w:p>
@@ -6596,7 +6596,7 @@
         </w:trPr>
         <w:tc>
           <w:tcPr>
-            <w:tcW w:w="2200" w:type="dxa"/>
+            <w:tcW w:w="2450" w:type="dxa"/>
             <w:vAlign w:val="center"/>
           </w:tcPr>
           <w:p>
@@ -6616,7 +6616,7 @@
         </w:tc>
         <w:tc>
           <w:tcPr>
-            <w:tcW w:w="2200" w:type="dxa"/>
+            <w:tcW w:w="2300" w:type="dxa"/>
             <w:vAlign w:val="center"/>
           </w:tcPr>
           <w:p>
@@ -6636,7 +6636,7 @@
         </w:tc>
         <w:tc>
           <w:tcPr>
-            <w:tcW w:w="4094" w:type="dxa"/>
+            <w:tcW w:w="3744" w:type="dxa"/>
             <w:vAlign w:val="center"/>
           </w:tcPr>
           <w:p>
@@ -6682,7 +6682,7 @@
         </w:trPr>
         <w:tc>
           <w:tcPr>
-            <w:tcW w:w="2200" w:type="dxa"/>
+            <w:tcW w:w="2450" w:type="dxa"/>
             <w:vAlign w:val="center"/>
           </w:tcPr>
           <w:p>
@@ -6702,7 +6702,7 @@
         </w:tc>
         <w:tc>
           <w:tcPr>
-            <w:tcW w:w="2200" w:type="dxa"/>
+            <w:tcW w:w="2300" w:type="dxa"/>
             <w:vAlign w:val="center"/>
           </w:tcPr>
           <w:p>
@@ -6722,7 +6722,7 @@
         </w:tc>
         <w:tc>
           <w:tcPr>
-            <w:tcW w:w="4094" w:type="dxa"/>
+            <w:tcW w:w="3744" w:type="dxa"/>
             <w:vAlign w:val="center"/>
           </w:tcPr>
           <w:p>
